--- a/manuscript/manuscript_v2_revised_track_changes.docx
+++ b/manuscript/manuscript_v2_revised_track_changes.docx
@@ -7026,8 +7026,24 @@
         <w:rPr>
           <w:lang w:val="en-GB"/>
         </w:rPr>
-        <w:t>This research was supported by the Fish Futures programme funded through a Ministry of Business, Innovation and Employment grant (CAWX2101).</w:t>
-      </w:r>
+        <w:t>This research was supported by the Fish Futures programme funded through a Ministry of Business, Innovation and Employment grant (CAWX2101)</w:t>
+      </w:r>
+      <w:ins w:id="8" w:author="Raven, Olivier (Student)" w:date="2026-06-18T17:14:00Z" w16du:dateUtc="2026-06-18T05:14:00Z">
+        <w:r>
+          <w:rPr>
+            <w:lang w:val="en-GB"/>
+          </w:rPr>
+          <w:t xml:space="preserve"> </w:t>
+        </w:r>
+      </w:ins>
+      <w:ins w:id="9" w:author="Raven, Olivier (Student)" w:date="2026-06-18T17:14:00Z">
+        <w:r>
+          <w:rPr>
+            <w:lang w:val="en-GB"/>
+          </w:rPr>
+          <w:t>with additional funding provided by the Bay of Plenty Regional Council under the Toihuarewa Waimāori - Bay of Plenty Regional Council Chair in Lake and Freshwater Science programme.</w:t>
+        </w:r>
+      </w:ins>
     </w:p>
     <w:p>
       <w:pPr>
@@ -7220,6 +7236,7 @@
         <w:rPr>
           <w:lang w:val="en-GB"/>
         </w:rPr>
+        <w:lastRenderedPageBreak/>
         <w:t>The code and derived data supporting the findings of this study are openly available on GitHub (</w:t>
       </w:r>
       <w:r>
@@ -7280,14 +7297,7 @@
         <w:rPr>
           <w:lang w:val="en-GB"/>
         </w:rPr>
-        <w:t xml:space="preserve">The primary raw dataset is archived on Zenodo </w:t>
-      </w:r>
-      <w:r>
-        <w:rPr>
-          <w:lang w:val="en-GB"/>
-        </w:rPr>
-        <w:lastRenderedPageBreak/>
-        <w:t>(</w:t>
+        <w:t>The primary raw dataset is archived on Zenodo (</w:t>
       </w:r>
       <w:hyperlink r:id="rId9" w:history="1">
         <w:r>
@@ -8265,6 +8275,7 @@
           <w:szCs w:val="18"/>
           <w:lang w:val="en-GB"/>
         </w:rPr>
+        <w:lastRenderedPageBreak/>
         <w:t xml:space="preserve">Dawkins, R., &amp; Krebs, J. R. (1979). Arms races between and within species. Proceedings of the Royal Society of London. B. Biological Sciences, </w:t>
       </w:r>
       <w:r>
@@ -8312,7 +8323,6 @@
           <w:szCs w:val="18"/>
           <w:lang w:val="en-GB"/>
         </w:rPr>
-        <w:lastRenderedPageBreak/>
         <w:t>Dedual, M. (2019). Summary of the impacts and control methods of Brown Bullhead catfish (</w:t>
       </w:r>
       <w:r>
@@ -9258,16 +9268,8 @@
           <w:szCs w:val="18"/>
           <w:lang w:val="en-GB"/>
         </w:rPr>
-        <w:t xml:space="preserve">Kaulfuss, U., Lee, D. E., Wartho, J.-A., Bowie, E., Lindqvist, J. K., Conran, J. G., Bannister, J. M., Mildenhall, D. C., Kennedy, E. M., &amp; Gorman, A. R. (2018). Geology and palaeontology of the Hindon Maar Complex: A Miocene terrestrial </w:t>
-      </w:r>
-      <w:r>
-        <w:rPr>
-          <w:sz w:val="18"/>
-          <w:szCs w:val="18"/>
-          <w:lang w:val="en-GB"/>
-        </w:rPr>
         <w:lastRenderedPageBreak/>
-        <w:t xml:space="preserve">fossil </w:t>
+        <w:t xml:space="preserve">Kaulfuss, U., Lee, D. E., Wartho, J.-A., Bowie, E., Lindqvist, J. K., Conran, J. G., Bannister, J. M., Mildenhall, D. C., Kennedy, E. M., &amp; Gorman, A. R. (2018). Geology and palaeontology of the Hindon Maar Complex: A Miocene terrestrial fossil </w:t>
       </w:r>
       <w:r>
         <w:rPr>
@@ -9407,13 +9409,13 @@
         <w:spacing w:after="0" w:line="360" w:lineRule="auto"/>
         <w:ind w:left="810" w:hanging="720"/>
         <w:rPr>
-          <w:ins w:id="8" w:author="Raven, Olivier (Student)" w:date="2026-06-12T09:29:00Z"/>
+          <w:ins w:id="10" w:author="Raven, Olivier (Student)" w:date="2026-06-12T09:29:00Z"/>
           <w:sz w:val="18"/>
           <w:szCs w:val="18"/>
           <w:lang w:val="en-GB"/>
         </w:rPr>
       </w:pPr>
-      <w:ins w:id="9" w:author="Raven, Olivier (Student)" w:date="2026-06-12T09:29:00Z">
+      <w:ins w:id="11" w:author="Raven, Olivier (Student)" w:date="2026-06-12T09:29:00Z">
         <w:r>
           <w:rPr>
             <w:sz w:val="18"/>
@@ -9499,7 +9501,7 @@
           <w:t>https://doi.org/10.1007/s10530-026-03852-0</w:t>
         </w:r>
       </w:ins>
-      <w:ins w:id="10" w:author="Raven, Olivier (Student)" w:date="2026-06-12T09:29:00Z" w16du:dateUtc="2026-06-11T21:29:00Z">
+      <w:ins w:id="12" w:author="Raven, Olivier (Student)" w:date="2026-06-12T09:29:00Z" w16du:dateUtc="2026-06-11T21:29:00Z">
         <w:r>
           <w:rPr>
             <w:sz w:val="18"/>
@@ -9515,13 +9517,13 @@
         <w:spacing w:after="0" w:line="360" w:lineRule="auto"/>
         <w:ind w:left="810" w:hanging="720"/>
         <w:rPr>
-          <w:del w:id="11" w:author="Raven, Olivier (Student)" w:date="2026-06-12T09:29:00Z" w16du:dateUtc="2026-06-11T21:29:00Z"/>
+          <w:del w:id="13" w:author="Raven, Olivier (Student)" w:date="2026-06-12T09:29:00Z" w16du:dateUtc="2026-06-11T21:29:00Z"/>
           <w:sz w:val="18"/>
           <w:szCs w:val="18"/>
           <w:lang w:val="en-GB"/>
         </w:rPr>
       </w:pPr>
-      <w:del w:id="12" w:author="Raven, Olivier (Student)" w:date="2026-06-12T09:29:00Z" w16du:dateUtc="2026-06-11T21:29:00Z">
+      <w:del w:id="14" w:author="Raven, Olivier (Student)" w:date="2026-06-12T09:29:00Z" w16du:dateUtc="2026-06-11T21:29:00Z">
         <w:r>
           <w:rPr>
             <w:sz w:val="18"/>
@@ -10313,6 +10315,7 @@
           <w:szCs w:val="18"/>
           <w:lang w:val="en-GB"/>
         </w:rPr>
+        <w:lastRenderedPageBreak/>
         <w:t xml:space="preserve">Preisser, E. L., Bolnick, D. I., &amp; Benard, M. F. (2005). Scared to Death? The Effects of Intimidation and Consumption in Predator–Prey Interactions. </w:t>
       </w:r>
       <w:r>
@@ -10378,7 +10381,6 @@
           <w:szCs w:val="18"/>
           <w:lang w:val="en-GB"/>
         </w:rPr>
-        <w:lastRenderedPageBreak/>
         <w:t xml:space="preserve">R Core Team. (2025). R: A Language and Environment for Statistical Computing. R Foundation for Statistical Computing [Computer software]. </w:t>
       </w:r>
       <w:hyperlink r:id="rId49" w:history="1">
@@ -11456,6 +11458,7 @@
           <w:szCs w:val="18"/>
           <w:lang w:val="en-GB"/>
         </w:rPr>
+        <w:lastRenderedPageBreak/>
         <w:t>Wood, T. C., &amp; Moore, P. A. (2020</w:t>
       </w:r>
       <w:r>
@@ -11519,7 +11522,6 @@
           <w:szCs w:val="18"/>
           <w:lang w:val="en-GB"/>
         </w:rPr>
-        <w:lastRenderedPageBreak/>
         <w:t xml:space="preserve">Wright, T. F., Eberhard, J. R., Hobson, E. A., Avery, M. L., &amp; Russello, M. A. (2010). Behavioral flexibility and species invasions: The adaptive flexibility hypothesis. </w:t>
       </w:r>
       <w:r>
@@ -11911,7 +11913,6 @@
                 <w:szCs w:val="18"/>
               </w:rPr>
             </w:pPr>
-            <w:proofErr w:type="spellStart"/>
             <w:r>
               <w:rPr>
                 <w:rFonts w:cstheme="minorHAnsi"/>
@@ -11923,7 +11924,6 @@
               </w:rPr>
               <w:t>df</w:t>
             </w:r>
-            <w:proofErr w:type="spellEnd"/>
           </w:p>
         </w:tc>
         <w:tc>

--- a/manuscript/manuscript_v2_revised_track_changes.docx
+++ b/manuscript/manuscript_v2_revised_track_changes.docx
@@ -1170,24 +1170,80 @@
       </w:r>
       <w:r>
         <w:rPr>
+          <w:lang w:val="en-GB"/>
+          <w:rPrChange w:id="2" w:author="Raven, Olivier (Student)" w:date="2026-07-03T09:50:00Z" w16du:dateUtc="2026-07-02T21:50:00Z">
+            <w:rPr>
+              <w:i/>
+              <w:iCs/>
+              <w:lang w:val="en-GB"/>
+            </w:rPr>
+          </w:rPrChange>
+        </w:rPr>
+        <w:t>taonga</w:t>
+      </w:r>
+      <w:r>
+        <w:rPr>
           <w:i/>
           <w:iCs/>
           <w:lang w:val="en-GB"/>
         </w:rPr>
-        <w:t xml:space="preserve">taonga </w:t>
-      </w:r>
-      <w:r>
-        <w:rPr>
-          <w:lang w:val="en-GB"/>
-        </w:rPr>
-        <w:t>(‘</w:t>
-      </w:r>
-      <w:r>
-        <w:rPr>
-          <w:rFonts w:eastAsiaTheme="minorEastAsia"/>
-          <w:lang w:val="en-GB"/>
-        </w:rPr>
-        <w:t>treasured’)</w:t>
+        <w:t xml:space="preserve"> </w:t>
+      </w:r>
+      <w:r>
+        <w:rPr>
+          <w:lang w:val="en-GB"/>
+        </w:rPr>
+        <w:t>(</w:t>
+      </w:r>
+      <w:ins w:id="3" w:author="Raven, Olivier (Student)" w:date="2026-07-03T09:50:00Z" w16du:dateUtc="2026-07-02T21:50:00Z">
+        <w:r>
+          <w:rPr>
+            <w:lang w:val="en-GB"/>
+          </w:rPr>
+          <w:t xml:space="preserve"> </w:t>
+        </w:r>
+      </w:ins>
+      <w:ins w:id="4" w:author="Raven, Olivier (Student)" w:date="2026-07-03T09:50:00Z">
+        <w:r>
+          <w:t>culturally</w:t>
+        </w:r>
+        <w:r>
+          <w:rPr>
+            <w:lang w:val="en-GB"/>
+          </w:rPr>
+          <w:t xml:space="preserve"> </w:t>
+        </w:r>
+      </w:ins>
+      <w:del w:id="5" w:author="Raven, Olivier (Student)" w:date="2026-07-03T09:50:00Z" w16du:dateUtc="2026-07-02T21:50:00Z">
+        <w:r>
+          <w:rPr>
+            <w:lang w:val="en-GB"/>
+          </w:rPr>
+          <w:delText>‘</w:delText>
+        </w:r>
+      </w:del>
+      <w:r>
+        <w:rPr>
+          <w:rFonts w:eastAsiaTheme="minorEastAsia"/>
+          <w:lang w:val="en-GB"/>
+        </w:rPr>
+        <w:t>treasured</w:t>
+      </w:r>
+      <w:del w:id="6" w:author="Raven, Olivier (Student)" w:date="2026-07-03T09:50:00Z" w16du:dateUtc="2026-07-02T21:50:00Z">
+        <w:r>
+          <w:rPr>
+            <w:rFonts w:eastAsiaTheme="minorEastAsia"/>
+            <w:lang w:val="en-GB"/>
+          </w:rPr>
+          <w:delText>’</w:delText>
+        </w:r>
+      </w:del>
+      <w:r>
+        <w:rPr>
+          <w:rFonts w:eastAsiaTheme="minorEastAsia"/>
+          <w:lang w:val="en-GB"/>
+        </w:rPr>
+        <w:t>)</w:t>
       </w:r>
       <w:r>
         <w:rPr>
@@ -1234,21 +1290,21 @@
         </w:rPr>
         <w:t xml:space="preserve">). Ecologically, kōura play a critical role as ecosystem engineers through their effects on sediment dynamics, nutrient cycling, and benthic community structure (Collier et al. 1997; Parkyn et al. 2001; Usio &amp; Townsend 2004). Currently, </w:t>
       </w:r>
-      <w:bookmarkStart w:id="2" w:name="_Int_LLfg4Fga"/>
+      <w:bookmarkStart w:id="7" w:name="_Int_LLfg4Fga"/>
       <w:r>
         <w:rPr>
           <w:lang w:val="en-GB"/>
         </w:rPr>
         <w:t>kōura</w:t>
       </w:r>
-      <w:bookmarkEnd w:id="2"/>
+      <w:bookmarkEnd w:id="7"/>
       <w:r>
         <w:rPr>
           <w:lang w:val="en-GB"/>
         </w:rPr>
         <w:t xml:space="preserve"> are threatened by multiple stressors, including climate change, water-quality degradation and invasive species, contributing to widespread population declines (Lee et al. 2025; Kusabs et al. </w:t>
       </w:r>
-      <w:del w:id="3" w:author="Raven, Olivier (Student)" w:date="2026-06-12T09:29:00Z" w16du:dateUtc="2026-06-11T21:29:00Z">
+      <w:del w:id="8" w:author="Raven, Olivier (Student)" w:date="2026-06-12T09:29:00Z" w16du:dateUtc="2026-06-11T21:29:00Z">
         <w:r>
           <w:rPr>
             <w:lang w:val="en-GB"/>
@@ -1256,7 +1312,7 @@
           <w:delText>in press</w:delText>
         </w:r>
       </w:del>
-      <w:ins w:id="4" w:author="Raven, Olivier (Student)" w:date="2026-06-12T09:29:00Z" w16du:dateUtc="2026-06-11T21:29:00Z">
+      <w:ins w:id="9" w:author="Raven, Olivier (Student)" w:date="2026-06-12T09:29:00Z" w16du:dateUtc="2026-06-11T21:29:00Z">
         <w:r>
           <w:rPr>
             <w:lang w:val="en-GB"/>
@@ -1927,7 +1983,7 @@
         </w:rPr>
         <w:t xml:space="preserve">In mid-August 2025, 92 </w:t>
       </w:r>
-      <w:bookmarkStart w:id="5" w:name="_Hlk221625198"/>
+      <w:bookmarkStart w:id="10" w:name="_Hlk221625198"/>
       <w:r>
         <w:rPr>
           <w:rFonts w:eastAsiaTheme="minorEastAsia"/>
@@ -1935,7 +1991,7 @@
         </w:rPr>
         <w:t>kōura</w:t>
       </w:r>
-      <w:bookmarkEnd w:id="5"/>
+      <w:bookmarkEnd w:id="10"/>
       <w:r>
         <w:rPr>
           <w:rFonts w:eastAsiaTheme="minorEastAsia"/>
@@ -2432,7 +2488,7 @@
         </w:rPr>
         <w:t>source lakes. K</w:t>
       </w:r>
-      <w:bookmarkStart w:id="6" w:name="_Hlk221874697"/>
+      <w:bookmarkStart w:id="11" w:name="_Hlk221874697"/>
       <w:r>
         <w:rPr>
           <w:rFonts w:eastAsiaTheme="minorEastAsia"/>
@@ -2440,7 +2496,7 @@
         </w:rPr>
         <w:t>ō</w:t>
       </w:r>
-      <w:bookmarkEnd w:id="6"/>
+      <w:bookmarkEnd w:id="11"/>
       <w:r>
         <w:rPr>
           <w:rFonts w:eastAsiaTheme="minorEastAsia"/>
@@ -3909,7 +3965,15 @@
           <w:lang w:val="en-GB"/>
         </w:rPr>
         <w:lastRenderedPageBreak/>
-        <w:t>and refuge use in any of the three treatments (r</w:t>
+        <w:t>and refuge use in any of the three treatments (</w:t>
+      </w:r>
+      <w:proofErr w:type="spellStart"/>
+      <w:r>
+        <w:rPr>
+          <w:rFonts w:eastAsiaTheme="minorEastAsia"/>
+          <w:lang w:val="en-GB"/>
+        </w:rPr>
+        <w:t>r</w:t>
       </w:r>
       <w:r>
         <w:rPr>
@@ -3920,6 +3984,7 @@
         </w:rPr>
         <w:t>s</w:t>
       </w:r>
+      <w:proofErr w:type="spellEnd"/>
       <w:r>
         <w:rPr>
           <w:rFonts w:eastAsiaTheme="minorEastAsia"/>
@@ -3943,7 +4008,7 @@
         </w:rPr>
         <w:t xml:space="preserve">For all treatments individual kōura were highly variable in </w:t>
       </w:r>
-      <w:bookmarkStart w:id="7" w:name="_Int_7INuAxU1"/>
+      <w:bookmarkStart w:id="12" w:name="_Int_7INuAxU1"/>
       <w:r>
         <w:rPr>
           <w:rFonts w:eastAsiaTheme="minorEastAsia"/>
@@ -3951,7 +4016,7 @@
         </w:rPr>
         <w:t>their</w:t>
       </w:r>
-      <w:bookmarkEnd w:id="7"/>
+      <w:bookmarkEnd w:id="12"/>
       <w:r>
         <w:rPr>
           <w:rFonts w:eastAsiaTheme="minorEastAsia"/>
@@ -5249,7 +5314,21 @@
         <w:rPr>
           <w:rFonts w:eastAsiaTheme="minorEastAsia"/>
         </w:rPr>
-        <w:t xml:space="preserve">by koūra </w:t>
+        <w:t xml:space="preserve">by </w:t>
+      </w:r>
+      <w:proofErr w:type="spellStart"/>
+      <w:r>
+        <w:rPr>
+          <w:rFonts w:eastAsiaTheme="minorEastAsia"/>
+        </w:rPr>
+        <w:t>koūra</w:t>
+      </w:r>
+      <w:proofErr w:type="spellEnd"/>
+      <w:r>
+        <w:rPr>
+          <w:rFonts w:eastAsiaTheme="minorEastAsia"/>
+        </w:rPr>
+        <w:t xml:space="preserve"> </w:t>
       </w:r>
       <w:r>
         <w:rPr>
@@ -7028,7 +7107,7 @@
         </w:rPr>
         <w:t>This research was supported by the Fish Futures programme funded through a Ministry of Business, Innovation and Employment grant (CAWX2101)</w:t>
       </w:r>
-      <w:ins w:id="8" w:author="Raven, Olivier (Student)" w:date="2026-06-18T17:14:00Z" w16du:dateUtc="2026-06-18T05:14:00Z">
+      <w:ins w:id="13" w:author="Raven, Olivier (Student)" w:date="2026-06-18T17:14:00Z" w16du:dateUtc="2026-06-18T05:14:00Z">
         <w:r>
           <w:rPr>
             <w:lang w:val="en-GB"/>
@@ -7036,7 +7115,7 @@
           <w:t xml:space="preserve"> </w:t>
         </w:r>
       </w:ins>
-      <w:ins w:id="9" w:author="Raven, Olivier (Student)" w:date="2026-06-18T17:14:00Z">
+      <w:ins w:id="14" w:author="Raven, Olivier (Student)" w:date="2026-06-18T17:14:00Z">
         <w:r>
           <w:rPr>
             <w:lang w:val="en-GB"/>
@@ -7616,8 +7695,20 @@
           <w:szCs w:val="18"/>
           <w:lang w:val="en-GB"/>
         </w:rPr>
-        <w:t>Astacus astacus</w:t>
-      </w:r>
+        <w:t xml:space="preserve">Astacus </w:t>
+      </w:r>
+      <w:proofErr w:type="spellStart"/>
+      <w:r>
+        <w:rPr>
+          <w:i/>
+          <w:iCs/>
+          <w:sz w:val="18"/>
+          <w:szCs w:val="18"/>
+          <w:lang w:val="en-GB"/>
+        </w:rPr>
+        <w:t>astacus</w:t>
+      </w:r>
+      <w:proofErr w:type="spellEnd"/>
       <w:r>
         <w:rPr>
           <w:sz w:val="18"/>
@@ -9409,13 +9500,13 @@
         <w:spacing w:after="0" w:line="360" w:lineRule="auto"/>
         <w:ind w:left="810" w:hanging="720"/>
         <w:rPr>
-          <w:ins w:id="10" w:author="Raven, Olivier (Student)" w:date="2026-06-12T09:29:00Z"/>
+          <w:ins w:id="15" w:author="Raven, Olivier (Student)" w:date="2026-06-12T09:29:00Z"/>
           <w:sz w:val="18"/>
           <w:szCs w:val="18"/>
           <w:lang w:val="en-GB"/>
         </w:rPr>
       </w:pPr>
-      <w:ins w:id="11" w:author="Raven, Olivier (Student)" w:date="2026-06-12T09:29:00Z">
+      <w:ins w:id="16" w:author="Raven, Olivier (Student)" w:date="2026-06-12T09:29:00Z">
         <w:r>
           <w:rPr>
             <w:sz w:val="18"/>
@@ -9501,7 +9592,7 @@
           <w:t>https://doi.org/10.1007/s10530-026-03852-0</w:t>
         </w:r>
       </w:ins>
-      <w:ins w:id="12" w:author="Raven, Olivier (Student)" w:date="2026-06-12T09:29:00Z" w16du:dateUtc="2026-06-11T21:29:00Z">
+      <w:ins w:id="17" w:author="Raven, Olivier (Student)" w:date="2026-06-12T09:29:00Z" w16du:dateUtc="2026-06-11T21:29:00Z">
         <w:r>
           <w:rPr>
             <w:sz w:val="18"/>
@@ -9517,13 +9608,13 @@
         <w:spacing w:after="0" w:line="360" w:lineRule="auto"/>
         <w:ind w:left="810" w:hanging="720"/>
         <w:rPr>
-          <w:del w:id="13" w:author="Raven, Olivier (Student)" w:date="2026-06-12T09:29:00Z" w16du:dateUtc="2026-06-11T21:29:00Z"/>
+          <w:del w:id="18" w:author="Raven, Olivier (Student)" w:date="2026-06-12T09:29:00Z" w16du:dateUtc="2026-06-11T21:29:00Z"/>
           <w:sz w:val="18"/>
           <w:szCs w:val="18"/>
           <w:lang w:val="en-GB"/>
         </w:rPr>
       </w:pPr>
-      <w:del w:id="14" w:author="Raven, Olivier (Student)" w:date="2026-06-12T09:29:00Z" w16du:dateUtc="2026-06-11T21:29:00Z">
+      <w:del w:id="19" w:author="Raven, Olivier (Student)" w:date="2026-06-12T09:29:00Z" w16du:dateUtc="2026-06-11T21:29:00Z">
         <w:r>
           <w:rPr>
             <w:sz w:val="18"/>
@@ -11475,7 +11566,25 @@
           <w:szCs w:val="18"/>
           <w:lang w:val="en-GB"/>
         </w:rPr>
-        <w:t xml:space="preserve">). Fine-tuned responses to chemical landscapes: Crayfish use predator odors to assess threats based on relative size ratios. </w:t>
+        <w:t xml:space="preserve">). Fine-tuned responses to chemical landscapes: Crayfish use predator </w:t>
+      </w:r>
+      <w:proofErr w:type="spellStart"/>
+      <w:r>
+        <w:rPr>
+          <w:sz w:val="18"/>
+          <w:szCs w:val="18"/>
+          <w:lang w:val="en-GB"/>
+        </w:rPr>
+        <w:t>odors</w:t>
+      </w:r>
+      <w:proofErr w:type="spellEnd"/>
+      <w:r>
+        <w:rPr>
+          <w:sz w:val="18"/>
+          <w:szCs w:val="18"/>
+          <w:lang w:val="en-GB"/>
+        </w:rPr>
+        <w:t xml:space="preserve"> to assess threats based on relative size ratios. </w:t>
       </w:r>
       <w:r>
         <w:rPr>
@@ -11615,6 +11724,7 @@
         </w:rPr>
         <w:t>) Predation by Catfish (</w:t>
       </w:r>
+      <w:proofErr w:type="spellStart"/>
       <w:r>
         <w:rPr>
           <w:i/>
@@ -11623,8 +11733,31 @@
           <w:szCs w:val="18"/>
           <w:lang w:val="en-GB"/>
         </w:rPr>
-        <w:t>Silurus asotus</w:t>
-      </w:r>
+        <w:t>Silurus</w:t>
+      </w:r>
+      <w:proofErr w:type="spellEnd"/>
+      <w:r>
+        <w:rPr>
+          <w:i/>
+          <w:iCs/>
+          <w:sz w:val="18"/>
+          <w:szCs w:val="18"/>
+          <w:lang w:val="en-GB"/>
+        </w:rPr>
+        <w:t xml:space="preserve"> </w:t>
+      </w:r>
+      <w:proofErr w:type="spellStart"/>
+      <w:r>
+        <w:rPr>
+          <w:i/>
+          <w:iCs/>
+          <w:sz w:val="18"/>
+          <w:szCs w:val="18"/>
+          <w:lang w:val="en-GB"/>
+        </w:rPr>
+        <w:t>asotus</w:t>
+      </w:r>
+      <w:proofErr w:type="spellEnd"/>
       <w:r>
         <w:rPr>
           <w:sz w:val="18"/>
@@ -11913,6 +12046,7 @@
                 <w:szCs w:val="18"/>
               </w:rPr>
             </w:pPr>
+            <w:proofErr w:type="spellStart"/>
             <w:r>
               <w:rPr>
                 <w:rFonts w:cstheme="minorHAnsi"/>
@@ -11924,6 +12058,7 @@
               </w:rPr>
               <w:t>df</w:t>
             </w:r>
+            <w:proofErr w:type="spellEnd"/>
           </w:p>
         </w:tc>
         <w:tc>
@@ -22394,6 +22529,7 @@
                 <w14:ligatures w14:val="none"/>
               </w:rPr>
             </w:pPr>
+            <w:proofErr w:type="spellStart"/>
             <w:r>
               <w:rPr>
                 <w:rFonts w:eastAsia="Times New Roman"/>
@@ -22406,6 +22542,7 @@
               </w:rPr>
               <w:t>df</w:t>
             </w:r>
+            <w:proofErr w:type="spellEnd"/>
           </w:p>
         </w:tc>
         <w:tc>
